--- a/rapports/16_02_2026/BALDE/coh_EQ36_sup_142203030004.docx
+++ b/rapports/16_02_2026/BALDE/coh_EQ36_sup_142203030004.docx
@@ -25,7 +25,7 @@
         <w:br/>
         <w:t>Grappe: 142203030004</w:t>
         <w:br/>
-        <w:t>Date: 16/02/2026 a 12:41</w:t>
+        <w:t>Date: 16/02/2026 a 12:58</w:t>
       </w:r>
     </w:p>
     <w:p/>

--- a/rapports/16_02_2026/BALDE/coh_EQ36_sup_142203030004.docx
+++ b/rapports/16_02_2026/BALDE/coh_EQ36_sup_142203030004.docx
@@ -25,7 +25,7 @@
         <w:br/>
         <w:t>Grappe: 142203030004</w:t>
         <w:br/>
-        <w:t>Date: 16/02/2026 a 12:58</w:t>
+        <w:t>Date: 16/02/2026 a 13:05</w:t>
       </w:r>
     </w:p>
     <w:p/>
@@ -327,38 +327,6 @@
           </w:tcPr>
           <w:p>
             <w:r>
-              <w:t>Section4c</w:t>
-            </w:r>
-          </w:p>
-        </w:tc>
-        <w:tc>
-          <w:tcPr>
-            <w:tcW w:type="dxa" w:w="3324"/>
-          </w:tcPr>
-          <w:p>
-            <w:r>
-              <w:t>Emploi - Activite secondaire</w:t>
-            </w:r>
-          </w:p>
-        </w:tc>
-        <w:tc>
-          <w:tcPr>
-            <w:tcW w:type="dxa" w:w="3324"/>
-          </w:tcPr>
-          <w:p>
-            <w:r>
-              <w:t>10</w:t>
-            </w:r>
-          </w:p>
-        </w:tc>
-      </w:tr>
-      <w:tr>
-        <w:tc>
-          <w:tcPr>
-            <w:tcW w:type="dxa" w:w="3324"/>
-          </w:tcPr>
-          <w:p>
-            <w:r>
               <w:t>Section19</w:t>
             </w:r>
           </w:p>
@@ -379,7 +347,7 @@
           </w:tcPr>
           <w:p>
             <w:r>
-              <w:t>10</w:t>
+              <w:t>11</w:t>
             </w:r>
           </w:p>
         </w:tc>
@@ -411,7 +379,39 @@
           </w:tcPr>
           <w:p>
             <w:r>
-              <w:t>9</w:t>
+              <w:t>10</w:t>
+            </w:r>
+          </w:p>
+        </w:tc>
+      </w:tr>
+      <w:tr>
+        <w:tc>
+          <w:tcPr>
+            <w:tcW w:type="dxa" w:w="3324"/>
+          </w:tcPr>
+          <w:p>
+            <w:r>
+              <w:t>Section4c</w:t>
+            </w:r>
+          </w:p>
+        </w:tc>
+        <w:tc>
+          <w:tcPr>
+            <w:tcW w:type="dxa" w:w="3324"/>
+          </w:tcPr>
+          <w:p>
+            <w:r>
+              <w:t>Emploi - Activite secondaire</w:t>
+            </w:r>
+          </w:p>
+        </w:tc>
+        <w:tc>
+          <w:tcPr>
+            <w:tcW w:type="dxa" w:w="3324"/>
+          </w:tcPr>
+          <w:p>
+            <w:r>
+              <w:t>10</w:t>
             </w:r>
           </w:p>
         </w:tc>
@@ -994,7 +994,7 @@
         <w:rPr>
           <w:sz w:val="20"/>
         </w:rPr>
-        <w:t>- Attention ! Le prix unitaire d'achat (500 Fcfa) de Piment séché en Sachets (Moyen) est relativement élevé par rapport aux autres prix observés dans cette zone. Prière de corriger ou de confirmer avec le QG. Attention ! Le prix unitaire d'achat (500 Fcfa) de Poivron frais en Tas (Moyen) est relativement élevé par rapport aux autres prix observés dans cette zone. Prière de corriger ou de confirmer avec le QG. Avertissement!!! Le ménage a consommé 14 Paquet Moyen de Thé en sachet, cette quantité semble anormale pour une consommation des 7 derniers jours.Prière de corriger ou de confirmer avec le QG. Avertissement!! le prix unitaire (125 Fcfa) de Thé en sachet (unité: Paquet) de taille Moyen est très faible ou élevé. Prière de corriger ou de confirmer avec le QG. Attention ! Le prix unitaire d'achat (125 Fcfa) de Thé en sachet en Paquet (Moyen) est relativement élevé par rapport aux autres prix observés dans cette zone. Prière de corriger ou de confirmer avec le QG. Avertissement!!! Le ménage a consommé 14 Sachets industriel Moyen de Caramel, bonbons, confiseries, etc., cette quantité semble anormale pour une consommation des 7 derniers jours.Prière de corriger ou de confirmer avec le QG. Incohérence!! Dans ce ménage, chaque individus consomme par jour 15.90099 Kg  de cereale; Prière de revoir les quantités prises de ces produits. Incohérence!! Dans ce ménage, chaque individus consomme par jour 15.90099 Kg  de cereale; Prière de revoir les quantités prises de ces produits. Incohérence!! Dans ce ménage, chaque individus consomme par jour 15.90099 Kg  de cereale; Prière de revoir les quantités prises de ces produits.</w:t>
+        <w:t>- Attention ! Le prix unitaire d'achat (500 Fcfa) de Piment séché en Sachets (Moyen) est relativement élevé par rapport aux autres prix observés dans cette zone. Prière de corriger ou de confirmer avec le QG. Attention ! Le prix unitaire d'achat (500 Fcfa) de Poivron frais en Tas (Moyen) est relativement élevé par rapport aux autres prix observés dans cette zone. Prière de corriger ou de confirmer avec le QG. Avertissement!!! Le ménage a consommé 14 Paquet Moyen de Thé en sachet, cette quantité semble anormale pour une consommation des 7 derniers jours.Prière de corriger ou de confirmer avec le QG. Avertissement!! le prix unitaire (125 Fcfa) de Thé en sachet (unité: Paquet) de taille Moyen est très faible ou élevé. Prière de corriger ou de confirmer avec le QG. Attention ! Le prix unitaire d'achat (125 Fcfa) de Thé en sachet en Paquet (Moyen) est relativement élevé par rapport aux autres prix observés dans cette zone. Prière de corriger ou de confirmer avec le QG. Avertissement!!! Le ménage a consommé 14 Sachets industriel Moyen de Caramel, bonbons, confiseries, etc., cette quantité semble anormale pour une consommation des 7 derniers jours.Prière de corriger ou de confirmer avec le QG. Incohérence!! Dans ce ménage, chaque individus consomme par jour 29.8611 Kg  de cereale; Prière de revoir les quantités prises de ces produits. Incohérence!! Dans ce ménage, chaque individus consomme par jour 29.8611 Kg  de cereale; Prière de revoir les quantités prises de ces produits. Incohérence!! Dans ce ménage, chaque individus consomme par jour 29.8611 Kg  de cereale; Prière de revoir les quantités prises de ces produits.</w:t>
       </w:r>
     </w:p>
     <w:p>
@@ -1017,9 +1017,11 @@
         </w:rPr>
         <w:t xml:space="preserve">- Attention ! Armoires et autres meubles a été achété à 250000 Fcfa est relativement élevé par rapport aux autres prix d'achat observés dans cette zone. Prière de corriger ou de confirmer avec le QG. Attention ! Armoires et autres meubles a été revendu à 200000 Fcfa qui est relativement élevé par rapport aux autres prix de revente observés dans cette zone. Prière de corriger ou de confirmer avec le QG. </w:t>
         <w:br/>
-        <w:t xml:space="preserve">- Attention ! Moto/Vélomoteur/Tricycle à moteur a été revendu à 700000 Fcfa qui est relativement élevé par rapport aux autres prix de revente observés dans cette zone. Prière de corriger ou de confirmer avec le QG. </w:t>
+        <w:t xml:space="preserve">- Attention ! Fer à repasser à charbon a été revendu à 5000 Fcfa qui est relativement élevé par rapport aux autres prix de revente observés dans cette zone. Prière de corriger ou de confirmer avec le QG. </w:t>
         <w:br/>
-        <w:t>- Attention ! Ventilateur sur pied a été achété à 28000 Fcfa est relativement élevé par rapport aux autres prix d'achat observés dans cette zone. Prière de corriger ou de confirmer avec le QG. Attention ! Ventilateur sur pied a été revendu à 28000 Fcfa qui est relativement élevé par rapport aux autres prix de revente observés dans cette zone. Prière de corriger ou de confirmer avec le QG.</w:t>
+        <w:t xml:space="preserve">- Attention ! Moto/Vélomoteur/Tricycle à moteur a été achété à 750000 Fcfa est relativement élevé par rapport aux autres prix d'achat observés dans cette zone. Prière de corriger ou de confirmer avec le QG. Attention ! Moto/Vélomoteur/Tricycle à moteur a été revendu à 700000 Fcfa qui est relativement élevé par rapport aux autres prix de revente observés dans cette zone. Prière de corriger ou de confirmer avec le QG. </w:t>
+        <w:br/>
+        <w:t>- Attention ! Ventilateur sur pied a été revendu à 28000 Fcfa qui est relativement élevé par rapport aux autres prix de revente observés dans cette zone. Prière de corriger ou de confirmer avec le QG.</w:t>
       </w:r>
     </w:p>
     <w:p>
@@ -1134,7 +1136,9 @@
         <w:rPr>
           <w:sz w:val="20"/>
         </w:rPr>
-        <w:t xml:space="preserve">- Attention ! Houe asine a été revendu à 100000 Fcfa qui est relativement élevé par rapport aux autres prix de revente observés dans cette zone. Prière de corriger ou de confirmer avec le QG. </w:t>
+        <w:t xml:space="preserve">- Attention ! Charrettes a été revendu à 150000 Fcfa qui est relativement élevé par rapport aux autres prix de revente observés dans cette zone. Prière de corriger ou de confirmer avec le QG. </w:t>
+        <w:br/>
+        <w:t xml:space="preserve">- Attention ! Houe asine a été achété à 100000 Fcfa est relativement élevé par rapport aux autres prix d'achat observés dans cette zone. Prière de corriger ou de confirmer avec le QG. Attention ! Houe asine a été revendu à 100000 Fcfa qui est relativement élevé par rapport aux autres prix de revente observés dans cette zone. Prière de corriger ou de confirmer avec le QG. </w:t>
         <w:br/>
         <w:t xml:space="preserve">- Avertissement!! L'âge (35 ans)  de Semoir dans ce ménage semble être élevé, prière de corriger ou confirmer avec le QG. </w:t>
         <w:br/>
@@ -1797,7 +1801,7 @@
         <w:rPr>
           <w:sz w:val="20"/>
         </w:rPr>
-        <w:t>- Attention ! Le prix unitaire d'achat (100 Fcfa) de Eau minérale/filtrée en sachet en Sachets industriel (Moyen) est relativement élevé par rapport aux autres prix observés dans cette zone. Prière de corriger ou de confirmer avec le QG. Attention ! Le prix unitaire d'achat (125 Fcfa) de Concentré de tomate en Sachets (Petit) est relativement élevé par rapport aux autres prix observés dans cette zone. Prière de corriger ou de confirmer avec le QG. Avertissement!! La quantité (6.5 litre) du produit Huile de soja  consommée  par le ménage semble très élevé, prière de corriger ou confirmer avec le QG. Avertissement!!! Le ménage a consommé 14 Paquet Moyen de Thé en sachet, cette quantité semble anormale pour une consommation des 7 derniers jours.Prière de corriger ou de confirmer avec le QG. Incohérence!! Dans ce ménage, chaque individus consomme par jour 5.239038 Kg  de cereale; Prière de revoir les quantités prises de ces produits. Le prix d'achat unitaire (16500 Fcfa) de Riz importé parfumé en Kg de taille taille unique semble élevé, prière de regarder les reponses prises dans les questions s07bq07a s07bq07b s07bq07c s07bq08 pour mieux corriger. Attention ! Le prix unitaire d'achat (16500 Fcfa) de Riz importé parfumé en Kg (taille unique) est relativement élevé par rapport aux autres prix observés dans cette zone. Prière de corriger ou de confirmer avec le QG. Le prix d'achat unitaire (50 Fcfa) de Patate douce en Kg de taille  taille unique  est très faible, prière de regarder les reponses prises dans les questions s07bq07a s07bq07b s07bq07c s07bq08 pour mieux corriger.</w:t>
+        <w:t>- Attention ! Le prix unitaire d'achat (100 Fcfa) de Eau minérale/filtrée en sachet en Sachets industriel (Moyen) est relativement élevé par rapport aux autres prix observés dans cette zone. Prière de corriger ou de confirmer avec le QG. Attention ! Le prix unitaire d'achat (125 Fcfa) de Concentré de tomate en Sachets (Petit) est relativement élevé par rapport aux autres prix observés dans cette zone. Prière de corriger ou de confirmer avec le QG. Attention ! Le prix unitaire d'achat (1500 Fcfa) de Sel en Sachets (Grand) est relativement élevé par rapport aux autres prix observés dans cette zone. Prière de corriger ou de confirmer avec le QG. Attention ! Le prix unitaire d'achat (300 Fcfa) de Tomate fraîche en Boite de tomate/Pot (Petit) est relativement élevé par rapport aux autres prix observés dans cette zone. Prière de corriger ou de confirmer avec le QG. Avertissement!! La quantité (6.5 litre) du produit Huile de soja  consommée  par le ménage semble très élevé, prière de corriger ou confirmer avec le QG. Avertissement!!! Le ménage a consommé 14 Paquet Moyen de Thé en sachet, cette quantité semble anormale pour une consommation des 7 derniers jours.Prière de corriger ou de confirmer avec le QG. Incohérence!! Dans ce ménage, chaque individus consomme par jour 8.456758 Kg  de cereale; Prière de revoir les quantités prises de ces produits. Le prix d'achat unitaire (16500 Fcfa) de Riz importé parfumé en Kg de taille taille unique semble élevé, prière de regarder les reponses prises dans les questions s07bq07a s07bq07b s07bq07c s07bq08 pour mieux corriger. Attention ! Le prix unitaire d'achat (16500 Fcfa) de Riz importé parfumé en Kg (taille unique) est relativement élevé par rapport aux autres prix observés dans cette zone. Prière de corriger ou de confirmer avec le QG. Le prix d'achat unitaire (50 Fcfa) de Patate douce en Kg de taille  taille unique  est très faible, prière de regarder les reponses prises dans les questions s07bq07a s07bq07b s07bq07c s07bq08 pour mieux corriger.</w:t>
       </w:r>
     </w:p>
     <w:p>
@@ -1883,8 +1887,6 @@
         <w:rPr>
           <w:sz w:val="20"/>
         </w:rPr>
-        <w:t xml:space="preserve">- Attention ! Bicyclette, vélo de course a été revendu à 35000 Fcfa qui est relativement élevé par rapport aux autres prix de revente observés dans cette zone. Prière de corriger ou de confirmer avec le QG. </w:t>
-        <w:br/>
         <w:t xml:space="preserve">- Le nombre d'article ( Lit)  dans ce ménages est élevé (15), prière de corriger ou confirmer avec le QG. </w:t>
         <w:br/>
         <w:t>- Le nombre d'article ( Matelas simple)  dans ce ménages est élevé (16), prière de corriger ou confirmer avec le QG.</w:t>
@@ -2004,6 +2006,8 @@
         <w:rPr>
           <w:sz w:val="20"/>
         </w:rPr>
+        <w:t xml:space="preserve">- Attention ! Charrettes a été revendu à 150000 Fcfa qui est relativement élevé par rapport aux autres prix de revente observés dans cette zone. Prière de corriger ou de confirmer avec le QG. </w:t>
+        <w:br/>
         <w:t xml:space="preserve">- Attention ! Charrue a été achété à 900000 Fcfa est relativement élevé par rapport aux autres prix d'achat observés dans cette zone. Prière de corriger ou de confirmer avec le QG. Attention ! Charrue a été revendu à 900000 Fcfa qui est relativement élevé par rapport aux autres prix de revente observés dans cette zone. Prière de corriger ou de confirmer avec le QG. </w:t>
         <w:br/>
         <w:t xml:space="preserve">- Attention ! Faucheuse a été achété à 5000 Fcfa est relativement élevé par rapport aux autres prix d'achat observés dans cette zone. Prière de corriger ou de confirmer avec le QG. Attention ! Faucheuse a été revendu à 5000 Fcfa qui est relativement élevé par rapport aux autres prix de revente observés dans cette zone. Prière de corriger ou de confirmer avec le QG. </w:t>
@@ -2011,8 +2015,6 @@
         <w:t xml:space="preserve">- Attention ! Hache/pioche a été revendu à 8000 Fcfa qui est relativement élevé par rapport aux autres prix de revente observés dans cette zone. Prière de corriger ou de confirmer avec le QG. </w:t>
         <w:br/>
         <w:t xml:space="preserve">- Attention ! Houe asine a été achété à 130000 Fcfa est relativement élevé par rapport aux autres prix d'achat observés dans cette zone. Prière de corriger ou de confirmer avec le QG. Attention ! Houe asine a été revendu à 130000 Fcfa qui est relativement élevé par rapport aux autres prix de revente observés dans cette zone. Prière de corriger ou de confirmer avec le QG. </w:t>
-        <w:br/>
-        <w:t xml:space="preserve">- Attention ! Machette a été revendu à 4000 Fcfa qui est relativement élevé par rapport aux autres prix de revente observés dans cette zone. Prière de corriger ou de confirmer avec le QG. </w:t>
         <w:br/>
         <w:t xml:space="preserve">- Attention ! Pulvériseur a été revendu à 1800000 Fcfa qui est relativement élevé par rapport aux autres prix de revente observés dans cette zone. Prière de corriger ou de confirmer avec le QG. </w:t>
         <w:br/>
@@ -2465,7 +2467,7 @@
         <w:rPr>
           <w:sz w:val="20"/>
         </w:rPr>
-        <w:t>- Attention ! Le prix unitaire d'achat (100 Fcfa) de Poivron frais en Tas (Moyen) est relativement faible par rapport aux autres prix observés dans cette zone. Prière de corriger ou de confirmer avec le QG. Avertissement!!! Le ménage a consommé 7 Paquet Moyen de Thé en sachet, cette quantité semble anormale pour une consommation des 7 derniers jours.Prière de corriger ou de confirmer avec le QG. Avertissement!! le prix unitaire (100 Fcfa) de Thé en sachet (unité: Paquet) de taille Moyen est très faible ou élevé. Prière de corriger ou de confirmer avec le QG. Incohérence!! Dans ce ménage, chaque individus consomme par jour 37.70833 Kg  de cereale; Prière de revoir les quantités prises de ces produits. Incohérence!! Dans ce ménage, chaque individus consomme par jour 37.70833 Kg  de cereale; Prière de revoir les quantités prises de ces produits.</w:t>
+        <w:t>- Attention ! Le prix unitaire d'achat (100 Fcfa) de Poivron frais en Tas (Moyen) est relativement faible par rapport aux autres prix observés dans cette zone. Prière de corriger ou de confirmer avec le QG. Attention ! Le prix unitaire d'achat (200 Fcfa) de Piment frais en Tas (Petit) est relativement élevé par rapport aux autres prix observés dans cette zone. Prière de corriger ou de confirmer avec le QG. Attention ! Le prix unitaire d'achat (500 Fcfa) de Sucre en poudre  en Kg (taille unique) est relativement faible par rapport aux autres prix observés dans cette zone. Prière de corriger ou de confirmer avec le QG. Avertissement!!! Le ménage a consommé 7 Paquet Moyen de Thé en sachet, cette quantité semble anormale pour une consommation des 7 derniers jours.Prière de corriger ou de confirmer avec le QG. Avertissement!! le prix unitaire (100 Fcfa) de Thé en sachet (unité: Paquet) de taille Moyen est très faible ou élevé. Prière de corriger ou de confirmer avec le QG. Incohérence!! Dans ce ménage, chaque individus consomme par jour 63.81548 Kg  de cereale; Prière de revoir les quantités prises de ces produits. Incohérence!! Dans ce ménage, chaque individus consomme par jour 63.81548 Kg  de cereale; Prière de revoir les quantités prises de ces produits.</w:t>
       </w:r>
     </w:p>
     <w:p>
@@ -2593,7 +2595,7 @@
         <w:rPr>
           <w:sz w:val="20"/>
         </w:rPr>
-        <w:t>- Attention ! Hache/pioche a été revendu à 5000 Fcfa qui est relativement élevé par rapport aux autres prix de revente observés dans cette zone. Prière de corriger ou de confirmer avec le QG.</w:t>
+        <w:t>- Attention ! Autre (à préciser) a été achété à 70000 Fcfa est relativement élevé par rapport aux autres prix d'achat observés dans cette zone. Prière de corriger ou de confirmer avec le QG. Attention ! Autre (à préciser) a été revendu à 70000 Fcfa qui est relativement élevé par rapport aux autres prix de revente observés dans cette zone. Prière de corriger ou de confirmer avec le QG.</w:t>
       </w:r>
     </w:p>
     <w:p>
@@ -3015,7 +3017,7 @@
         <w:rPr>
           <w:sz w:val="20"/>
         </w:rPr>
-        <w:t>- Attention ! Le prix unitaire d'achat (300 Fcfa) de Piment séché en Sachets (Moyen) est relativement élevé par rapport aux autres prix observés dans cette zone. Prière de corriger ou de confirmer avec le QG. Avertissement!!! Le ménage a consommé 12 Pièce Petit de Caramel, bonbons, confiseries, etc., cette quantité semble anormale pour une consommation des 7 derniers jours.Prière de corriger ou de confirmer avec le QG. Avertissement!!! Le ménage a consommé 14 Paquet Moyen de Thé en sachet, cette quantité semble anormale pour une consommation des 7 derniers jours.Prière de corriger ou de confirmer avec le QG. Avertissement!! le prix unitaire (100 Fcfa) de Thé en sachet (unité: Paquet) de taille Moyen est très faible ou élevé. Prière de corriger ou de confirmer avec le QG. Avertissement!!! Le ménage a consommé 14 Sachets Moyen de Sucre en poudre , cette quantité semble anormale pour une consommation des 7 derniers jours.Prière de corriger ou de confirmer avec le QG. Incohérence!! Dans ce ménage, chaque individus consomme par jour 44.93029 Kg  de cereale; Prière de revoir les quantités prises de ces produits. Incohérence!! Dans ce ménage, chaque individus consomme par jour 44.93029 Kg  de cereale; Prière de revoir les quantités prises de ces produits.</w:t>
+        <w:t>- Attention ! Le prix unitaire d'achat (300 Fcfa) de Piment séché en Sachets (Moyen) est relativement élevé par rapport aux autres prix observés dans cette zone. Prière de corriger ou de confirmer avec le QG. Attention ! Le prix unitaire d'achat (50 Fcfa) de Ail en Morceau (Portion) (Petit) est relativement élevé par rapport aux autres prix observés dans cette zone. Prière de corriger ou de confirmer avec le QG. Avertissement!!! Le ménage a consommé 12 Pièce Petit de Caramel, bonbons, confiseries, etc., cette quantité semble anormale pour une consommation des 7 derniers jours.Prière de corriger ou de confirmer avec le QG. Avertissement!!! Le ménage a consommé 14 Paquet Moyen de Thé en sachet, cette quantité semble anormale pour une consommation des 7 derniers jours.Prière de corriger ou de confirmer avec le QG. Avertissement!! le prix unitaire (100 Fcfa) de Thé en sachet (unité: Paquet) de taille Moyen est très faible ou élevé. Prière de corriger ou de confirmer avec le QG. Avertissement!!! Le ménage a consommé 14 Sachets Moyen de Sucre en poudre , cette quantité semble anormale pour une consommation des 7 derniers jours.Prière de corriger ou de confirmer avec le QG. Incohérence!! Dans ce ménage, chaque individus consomme par jour 79.42628 Kg  de cereale; Prière de revoir les quantités prises de ces produits. Incohérence!! Dans ce ménage, chaque individus consomme par jour 79.42628 Kg  de cereale; Prière de revoir les quantités prises de ces produits.</w:t>
       </w:r>
     </w:p>
     <w:p>
@@ -3080,9 +3082,7 @@
         <w:rPr>
           <w:sz w:val="20"/>
         </w:rPr>
-        <w:t xml:space="preserve">- Attention ! Hache/pioche a été revendu à 5000 Fcfa qui est relativement élevé par rapport aux autres prix de revente observés dans cette zone. Prière de corriger ou de confirmer avec le QG. </w:t>
-        <w:br/>
-        <w:t xml:space="preserve">- Attention ! Machette a été revendu à 3100 Fcfa qui est relativement élevé par rapport aux autres prix de revente observés dans cette zone. Prière de corriger ou de confirmer avec le QG. </w:t>
+        <w:t xml:space="preserve">- Attention ! Charrettes a été revendu à 150000 Fcfa qui est relativement élevé par rapport aux autres prix de revente observés dans cette zone. Prière de corriger ou de confirmer avec le QG. </w:t>
         <w:br/>
         <w:t>- Avertissement!! Le prix d'achat (80000 FCFA) de Charrue est inférieur aux prix de revente (85000 FCFA), prière de verifier et corriger ou confirmer l'information avec le QG.</w:t>
       </w:r>
@@ -3588,7 +3588,7 @@
         <w:rPr>
           <w:sz w:val="20"/>
         </w:rPr>
-        <w:t>- Attention ! Le prix unitaire d'achat (33.33333 Fcfa) de Aubergine   en Pièce (Petit) est relativement faible par rapport aux autres prix observés dans cette zone. Prière de corriger ou de confirmer avec le QG. Avertissement!!! Le ménage a consommé 13 Sachets Moyen de Sucre en poudre , cette quantité semble anormale pour une consommation des 7 derniers jours.Prière de corriger ou de confirmer avec le QG. Avertissement!!! Le ménage a consommé 6 Paquet Moyen de Thé en sachet, cette quantité semble anormale pour une consommation des 7 derniers jours.Prière de corriger ou de confirmer avec le QG. Avertissement!! le prix unitaire (100 Fcfa) de Thé en sachet (unité: Paquet) de taille Moyen est très faible ou élevé. Prière de corriger ou de confirmer avec le QG. Incohérence!! Dans ce ménage, chaque individus consomme par jour 15.1539 Kg  de cereale; Prière de revoir les quantités prises de ces produits.</w:t>
+        <w:t>- Attention ! Le prix unitaire d'achat (100 Fcfa) de Carotte en Pièce (Petit) est relativement élevé par rapport aux autres prix observés dans cette zone. Prière de corriger ou de confirmer avec le QG. Attention ! Le prix unitaire d'achat (250 Fcfa) de Aubergine sauvage  en Tas (Moyen) est relativement élevé par rapport aux autres prix observés dans cette zone. Prière de corriger ou de confirmer avec le QG. Attention ! Le prix unitaire d'achat (33.33333 Fcfa) de Aubergine   en Pièce (Petit) est relativement faible par rapport aux autres prix observés dans cette zone. Prière de corriger ou de confirmer avec le QG. Avertissement!!! Le ménage a consommé 13 Sachets Moyen de Sucre en poudre , cette quantité semble anormale pour une consommation des 7 derniers jours.Prière de corriger ou de confirmer avec le QG. Avertissement!!! Le ménage a consommé 6 Paquet Moyen de Thé en sachet, cette quantité semble anormale pour une consommation des 7 derniers jours.Prière de corriger ou de confirmer avec le QG. Avertissement!! le prix unitaire (100 Fcfa) de Thé en sachet (unité: Paquet) de taille Moyen est très faible ou élevé. Prière de corriger ou de confirmer avec le QG. Incohérence!! Dans ce ménage, chaque individus consomme par jour 28.72886 Kg  de cereale; Prière de revoir les quantités prises de ces produits.</w:t>
       </w:r>
     </w:p>
     <w:p>
@@ -3760,7 +3760,7 @@
         <w:rPr>
           <w:sz w:val="20"/>
         </w:rPr>
-        <w:t xml:space="preserve">- Attention ! Hache/pioche a été revendu à 5000 Fcfa qui est relativement élevé par rapport aux autres prix de revente observés dans cette zone. Prière de corriger ou de confirmer avec le QG. </w:t>
+        <w:t xml:space="preserve">- Attention ! Faucheuse a été revendu à 2000 Fcfa qui est relativement élevé par rapport aux autres prix de revente observés dans cette zone. Prière de corriger ou de confirmer avec le QG. </w:t>
         <w:br/>
         <w:t>- Avertissement!! Le prix d'achat (250000 FCFA) de Animaux de labour est inférieur aux prix de revente (300000 FCFA), prière de verifier et corriger ou confirmer l'information avec le QG.</w:t>
       </w:r>
@@ -4224,7 +4224,7 @@
         <w:rPr>
           <w:sz w:val="20"/>
         </w:rPr>
-        <w:t>- Attention ! Le prix unitaire d'achat (200 Fcfa) de Ail en Sachets (Petit) est relativement élevé par rapport aux autres prix observés dans cette zone. Prière de corriger ou de confirmer avec le QG. Avertissement!!! Le ménage a consommé 10 Pièce Petit de Caramel, bonbons, confiseries, etc., cette quantité semble anormale pour une consommation des 7 derniers jours.Prière de corriger ou de confirmer avec le QG. Avertissement!!! Le ménage a consommé 7 Paquet Moyen de Thé en sachet, cette quantité semble anormale pour une consommation des 7 derniers jours.Prière de corriger ou de confirmer avec le QG. Avertissement!! le prix unitaire (125 Fcfa) de Thé en sachet (unité: Paquet) de taille Moyen est très faible ou élevé. Prière de corriger ou de confirmer avec le QG. Attention ! Le prix unitaire d'achat (125 Fcfa) de Thé en sachet en Paquet (Moyen) est relativement élevé par rapport aux autres prix observés dans cette zone. Prière de corriger ou de confirmer avec le QG. Incohérence!! Dans ce ménage, chaque individus consomme par jour 48.53486 Kg  de cereale; Prière de revoir les quantités prises de ces produits. Incohérence!! Dans ce ménage, chaque individus consomme par jour 48.53486 Kg  de cereale; Prière de revoir les quantités prises de ces produits.</w:t>
+        <w:t>- Attention ! Le prix unitaire d'achat (100 Fcfa) de Citron en Tas (Petit) est relativement élevé par rapport aux autres prix observés dans cette zone. Prière de corriger ou de confirmer avec le QG. Attention ! Le prix unitaire d'achat (200 Fcfa) de Ail en Sachets (Petit) est relativement élevé par rapport aux autres prix observés dans cette zone. Prière de corriger ou de confirmer avec le QG. Attention ! Le prix unitaire d'achat (50 Fcfa) de Jus de fruits type 1 (orange, ananas, bissap, gingembre, jus de cajou, etc.) en Bouteille (Petit) est relativement faible par rapport aux autres prix observés dans cette zone. Prière de corriger ou de confirmer avec le QG. Avertissement!!! Le ménage a consommé 10 Pièce Petit de Caramel, bonbons, confiseries, etc., cette quantité semble anormale pour une consommation des 7 derniers jours.Prière de corriger ou de confirmer avec le QG. Avertissement!!! Le ménage a consommé 7 Paquet Moyen de Thé en sachet, cette quantité semble anormale pour une consommation des 7 derniers jours.Prière de corriger ou de confirmer avec le QG. Avertissement!! le prix unitaire (125 Fcfa) de Thé en sachet (unité: Paquet) de taille Moyen est très faible ou élevé. Prière de corriger ou de confirmer avec le QG. Attention ! Le prix unitaire d'achat (125 Fcfa) de Thé en sachet en Paquet (Moyen) est relativement élevé par rapport aux autres prix observés dans cette zone. Prière de corriger ou de confirmer avec le QG. Incohérence!! Dans ce ménage, chaque individus consomme par jour 78.716 Kg  de cereale; Prière de revoir les quantités prises de ces produits. Incohérence!! Dans ce ménage, chaque individus consomme par jour 78.716 Kg  de cereale; Prière de revoir les quantités prises de ces produits.</w:t>
       </w:r>
     </w:p>
     <w:p>
@@ -4246,27 +4246,6 @@
           <w:sz w:val="20"/>
         </w:rPr>
         <w:t>- Peu plausible! le montant de la dépense pour Lait, lotion de toilette corporelle (glycérine, vaseline, etc.), produits de maquillage semble faible. Veuillez, s'il vous plaît, confirmer cette information avec le QG ou la corriger.</w:t>
-      </w:r>
-    </w:p>
-    <w:p>
-      <w:r>
-        <w:rPr>
-          <w:b/>
-          <w:color w:val="4672C4"/>
-          <w:sz w:val="22"/>
-        </w:rPr>
-        <w:t>&gt;&gt; Section12 - Actifs du menage</w:t>
-      </w:r>
-    </w:p>
-    <w:p>
-      <w:pPr>
-        <w:ind w:left="283"/>
-      </w:pPr>
-      <w:r>
-        <w:rPr>
-          <w:sz w:val="20"/>
-        </w:rPr>
-        <w:t>- Attention ! Lit a été achété à 350000 Fcfa est relativement élevé par rapport aux autres prix d'achat observés dans cette zone. Prière de corriger ou de confirmer avec le QG. Attention ! Lit a été revendu à 250000 Fcfa qui est relativement élevé par rapport aux autres prix de revente observés dans cette zone. Prière de corriger ou de confirmer avec le QG.</w:t>
       </w:r>
     </w:p>
     <w:p>
@@ -4841,7 +4820,7 @@
         <w:rPr>
           <w:sz w:val="20"/>
         </w:rPr>
-        <w:t>- La dernière fois que vous avez acheté Huile de palme brute est A domicile et semble exister dans les modalités, prière de prendre attache avec le QG pour plus d'explication afin de la classer bien.  La dernière fois que vous avez acheté Jus de fruits type 1 (orange, ananas, bissap, gingembre, jus de cajou, etc.) est A domicile et semble exister dans les modalités, prière de prendre attache avec le QG pour plus d'explication afin de la classer bien.  La dernière fois que vous avez acheté Pâte d'arachide est A domicile et semble exister dans les modalités, prière de prendre attache avec le QG pour plus d'explication afin de la classer bien. Attention ! Le prix unitaire d'achat (1000 Fcfa) de Lait frais de vache en Litre (taille unique) est relativement élevé par rapport aux autres prix observés dans cette zone. Prière de corriger ou de confirmer avec le QG. Attention ! Le prix unitaire d'achat (500 Fcfa) de Sel en Sachets (Moyen) est relativement élevé par rapport aux autres prix observés dans cette zone. Prière de corriger ou de confirmer avec le QG. Avertissement!!! Le ménage a consommé 4 Paquet Moyen de Thé en sachet, cette quantité semble anormale pour une consommation des 7 derniers jours.Prière de corriger ou de confirmer avec le QG. Avertissement!! le prix unitaire (100 Fcfa) de Thé en sachet (unité: Paquet) de taille Moyen est très faible ou élevé. Prière de corriger ou de confirmer avec le QG. Incohérence!! Dans ce ménage, chaque individus consomme par jour 24.06649 Kg  de cereale; Prière de revoir les quantités prises de ces produits.</w:t>
+        <w:t>- La dernière fois que vous avez acheté Huile de palme brute est A domicile et semble exister dans les modalités, prière de prendre attache avec le QG pour plus d'explication afin de la classer bien.  La dernière fois que vous avez acheté Jus de fruits type 1 (orange, ananas, bissap, gingembre, jus de cajou, etc.) est A domicile et semble exister dans les modalités, prière de prendre attache avec le QG pour plus d'explication afin de la classer bien. Attention ! Le prix unitaire d'achat (100 Fcfa) de Pâte d'arachide en Sachets (Petit) est relativement faible par rapport aux autres prix observés dans cette zone. Prière de corriger ou de confirmer avec le QG.  La dernière fois que vous avez acheté Pâte d'arachide est A domicile et semble exister dans les modalités, prière de prendre attache avec le QG pour plus d'explication afin de la classer bien. Attention ! Le prix unitaire d'achat (1000 Fcfa) de Lait frais de vache en Litre (taille unique) est relativement élevé par rapport aux autres prix observés dans cette zone. Prière de corriger ou de confirmer avec le QG. Attention ! Le prix unitaire d'achat (500 Fcfa) de Sel en Sachets (Moyen) est relativement élevé par rapport aux autres prix observés dans cette zone. Prière de corriger ou de confirmer avec le QG. Avertissement!!! Le ménage a consommé 4 Paquet Moyen de Thé en sachet, cette quantité semble anormale pour une consommation des 7 derniers jours.Prière de corriger ou de confirmer avec le QG. Avertissement!! le prix unitaire (100 Fcfa) de Thé en sachet (unité: Paquet) de taille Moyen est très faible ou élevé. Prière de corriger ou de confirmer avec le QG. Incohérence!! Dans ce ménage, chaque individus consomme par jour 41.63468 Kg  de cereale; Prière de revoir les quantités prises de ces produits.</w:t>
       </w:r>
     </w:p>
     <w:p>
@@ -4883,7 +4862,7 @@
         <w:rPr>
           <w:sz w:val="20"/>
         </w:rPr>
-        <w:t xml:space="preserve">- L'entreprise Fabrication de crentins dit avoir réçu une somme sur la vente de ces produits transformés (s10q48 est differnt de 0) mais n'a depensé aucune somme sur l'achat des matières premières (s10q49==0), prière de fournir de l'effort pour estimer le montant obtenu en achat de matières premières. </w:t>
+        <w:t xml:space="preserve">- L'entreprise Fabrication de crentins dit avoir réçu une somme sur la vente de ces produits transformés (s10q48 est differnt de 0) mais n'a depensé aucune somme sur l'achat des matières premières (s10q49==0), prière de fournir de l'effort pour estimer le montant obtenu en achat de matières premières. Le salaire qu'une personne de cette catégorie (10.62) a travaillé(e) dans cette entreprise Fabrication de crentins est élevé ou faible. Prière de confirmer cette information avec le QG ou de corriger. </w:t>
         <w:br/>
         <w:t xml:space="preserve">- Le salaire qu'une personne de cette catégorie (10.62) a travaillé(e) dans cette entreprise Fabrication de beignet est élevé ou faible. Prière de confirmer cette information avec le QG ou de corriger. </w:t>
         <w:br/>
@@ -4958,11 +4937,9 @@
         <w:rPr>
           <w:sz w:val="20"/>
         </w:rPr>
-        <w:t xml:space="preserve">- Attention ! Hache-Paille a été revendu à 8000 Fcfa qui est relativement élevé par rapport aux autres prix de revente observés dans cette zone. Prière de corriger ou de confirmer avec le QG. </w:t>
+        <w:t xml:space="preserve">- Attention ! Faucheuse a été revendu à 2500 Fcfa qui est relativement élevé par rapport aux autres prix de revente observés dans cette zone. Prière de corriger ou de confirmer avec le QG. </w:t>
         <w:br/>
-        <w:t xml:space="preserve">- Attention ! Hache/pioche a été revendu à 5000 Fcfa qui est relativement élevé par rapport aux autres prix de revente observés dans cette zone. Prière de corriger ou de confirmer avec le QG. </w:t>
-        <w:br/>
-        <w:t>- Attention ! Machette a été revendu à 3000 Fcfa qui est relativement élevé par rapport aux autres prix de revente observés dans cette zone. Prière de corriger ou de confirmer avec le QG.</w:t>
+        <w:t>- Attention ! Hache-Paille a été revendu à 8000 Fcfa qui est relativement élevé par rapport aux autres prix de revente observés dans cette zone. Prière de corriger ou de confirmer avec le QG.</w:t>
       </w:r>
     </w:p>
     <w:p>
@@ -5308,6 +5285,27 @@
           <w:color w:val="4672C4"/>
           <w:sz w:val="22"/>
         </w:rPr>
+        <w:t>&gt;&gt; Section1 - Caracteristiques des membres</w:t>
+      </w:r>
+    </w:p>
+    <w:p>
+      <w:pPr>
+        <w:ind w:left="283"/>
+      </w:pPr>
+      <w:r>
+        <w:rPr>
+          <w:sz w:val="20"/>
+        </w:rPr>
+        <w:t>- Attention ! Le montant (4000 Fcfa) dépensé ou reçu en cadeau pour les cartes prépayées, les transferts de crédit et les abonnements de  ABDOU DIAW est relativement élevé par rapport aux autres montants depansés observés dans cette zone. Prière de corriger ou de confirmer avec le QG.</w:t>
+      </w:r>
+    </w:p>
+    <w:p>
+      <w:r>
+        <w:rPr>
+          <w:b/>
+          <w:color w:val="4672C4"/>
+          <w:sz w:val="22"/>
+        </w:rPr>
         <w:t>&gt;&gt; Section2 - Education</w:t>
       </w:r>
     </w:p>
@@ -5319,6 +5317,8 @@
         <w:rPr>
           <w:sz w:val="20"/>
         </w:rPr>
+        <w:t xml:space="preserve">- Attention ! Le frais de scolarité (3000 Fcfa) de Maguette Diaw en 5ème année de Primaire est relativement élevé par rapport aux autres frais de scolarités observés dans cette zone. Prière de corriger ou de confirmer avec le QG. </w:t>
+        <w:br/>
         <w:t xml:space="preserve">- La raison principale que ABDOU DIAW n'a pas été à l'école entre 2024/2025 est A dépassé l’âge pour étudier et semble exister dans les modalités, prière de prendre attache avec le QG pour plus d'explication afin de la classer bien. </w:t>
         <w:br/>
         <w:t xml:space="preserve">- Peu probable! Fatou Manga  n'arrive pas  à comprendre un petit texte lu dans une langue locale (s02q03). Veuillez corriger ou donner des explications au QG. Peu probable! Fatou Manga  ne sait ni lire, ni écrire, ni comprendre dans aucune des langues  (s02q01,s02q02,s02q03). Veuillez corriger ou donner des explications au QG. </w:t>
@@ -5367,7 +5367,7 @@
         <w:rPr>
           <w:sz w:val="20"/>
         </w:rPr>
-        <w:t>- Attention ! Le prix unitaire d'achat (400 Fcfa) de Lait frais de vache en Litre (taille unique) est relativement faible par rapport aux autres prix observés dans cette zone. Prière de corriger ou de confirmer avec le QG. Avertissement!!! Le ménage a consommé 7 Paquet Moyen de Thé en sachet, cette quantité semble anormale pour une consommation des 7 derniers jours.Prière de corriger ou de confirmer avec le QG. Avertissement!! le prix unitaire (100 Fcfa) de Thé en sachet (unité: Paquet) de taille Moyen est très faible ou élevé. Prière de corriger ou de confirmer avec le QG. Incohérence!! Dans ce ménage, chaque individus consomme par jour 39.93367 Kg  de cereale; Prière de revoir les quantités prises de ces produits. Incohérence!! Dans ce ménage, chaque individus consomme par jour 39.93367 Kg  de cereale; Prière de revoir les quantités prises de ces produits. Incohérence!! Dans ce ménage, chaque individus consomme par jour 39.93367 Kg  de cereale; Prière de revoir les quantités prises de ces produits.</w:t>
+        <w:t>- Attention ! Le prix unitaire d'achat (25 Fcfa) de Vinaigre de vin en Verre ( à thé) (taille unique) est relativement faible par rapport aux autres prix observés dans cette zone. Prière de corriger ou de confirmer avec le QG. Attention ! Le prix unitaire d'achat (400 Fcfa) de Sucre en poudre  en Kg (taille unique) est relativement faible par rapport aux autres prix observés dans cette zone. Prière de corriger ou de confirmer avec le QG. Attention ! Soupçons de quantité anormale! Le ménage de ABDOU DIAW avec une taille de 7 personnes a consommé 3 Kg en taille unique de Oignon frais qui est relativement élevé comme consommation par rapport à la condition de vie des autres ménages de même taille dans cette zone. Prière de corriger ou de confirmer avec le QG. Avertissement!!! Le ménage a consommé 7 Paquet Moyen de Thé en sachet, cette quantité semble anormale pour une consommation des 7 derniers jours.Prière de corriger ou de confirmer avec le QG. Avertissement!! le prix unitaire (100 Fcfa) de Thé en sachet (unité: Paquet) de taille Moyen est très faible ou élevé. Prière de corriger ou de confirmer avec le QG. Incohérence!! Dans ce ménage, chaque individus consomme par jour 64.46429 Kg  de cereale; Prière de revoir les quantités prises de ces produits. Incohérence!! Dans ce ménage, chaque individus consomme par jour 64.46429 Kg  de cereale; Prière de revoir les quantités prises de ces produits. Incohérence!! Dans ce ménage, chaque individus consomme par jour 64.46429 Kg  de cereale; Prière de revoir les quantités prises de ces produits.</w:t>
       </w:r>
     </w:p>
     <w:p>
@@ -5454,6 +5454,29 @@
         <w:t xml:space="preserve">- Le nombre de femme de 15 ans et plus (20) non membre du ménage de ABDOU DIAW ayant travaillé dans la parcelle Parcelle d’arachide pour la pour la période des récoltes semble élevé, prière de corriger. Le nombre de personnes toutes catégories confondues des main-d'oeuvre non-familiale sur la parcelle Parcelle d’arachide au cours de la campagne pour la période des récoltes est de 21 personnes qui semble faible ou élevé. Merci de corriger. Le salaire d'un homme de 15ans et plus ayant travaillé sur la parcelle Parcelle d’arachide par jours au moment de la période d'entretien du sol (sarclage, etc.) est de 333.3333 FCFA qui semble faible ou  élevé, prière de corriger. </w:t>
         <w:br/>
         <w:t>- Le salaire total payé de toutes catégories confondues par le ménage ABDOU DIAW pour la main-d'oeuvre non-familiale sur la parcelle Parcelle de mil au cours de la campagne pour la période des récoltes est de 0 qui semble élevé ou faible. Merci de corriger.</w:t>
+      </w:r>
+    </w:p>
+    <w:p>
+      <w:r>
+        <w:rPr>
+          <w:b/>
+          <w:color w:val="4672C4"/>
+          <w:sz w:val="22"/>
+        </w:rPr>
+        <w:t>&gt;&gt; Section19 - Equipements agricoles</w:t>
+      </w:r>
+    </w:p>
+    <w:p>
+      <w:pPr>
+        <w:ind w:left="283"/>
+      </w:pPr>
+      <w:r>
+        <w:rPr>
+          <w:sz w:val="20"/>
+        </w:rPr>
+        <w:t xml:space="preserve">- Attention ! Autre (à préciser) a été achété à 35000 Fcfa est relativement élevé par rapport aux autres prix d'achat observés dans cette zone. Prière de corriger ou de confirmer avec le QG. Attention ! Autre (à préciser) a été revendu à 35000 Fcfa qui est relativement élevé par rapport aux autres prix de revente observés dans cette zone. Prière de corriger ou de confirmer avec le QG. </w:t>
+        <w:br/>
+        <w:t>- Attention ! Houe asine a été revendu à 75000 Fcfa qui est relativement élevé par rapport aux autres prix de revente observés dans cette zone. Prière de corriger ou de confirmer avec le QG.</w:t>
       </w:r>
     </w:p>
     <w:p>
@@ -5974,7 +5997,7 @@
         <w:rPr>
           <w:sz w:val="20"/>
         </w:rPr>
-        <w:t>- Attention ! Le prix unitaire d'achat (1250 Fcfa) de Cube alimentaire (Maggi, Jumbo, ) en Tablette (Moyen) est relativement élevé par rapport aux autres prix observés dans cette zone. Prière de corriger ou de confirmer avec le QG. Attention ! Le prix unitaire d'achat (50 Fcfa) de Piment séché en Sachets (Moyen) est relativement faible par rapport aux autres prix observés dans cette zone. Prière de corriger ou de confirmer avec le QG. Avertissement!!! Le ménage a consommé 10 Sachets Moyen de Sucre en poudre , cette quantité semble anormale pour une consommation des 7 derniers jours.Prière de corriger ou de confirmer avec le QG. Avertissement!!! Le ménage a consommé 14 Paquet Petit de Thé en sachet, cette quantité semble anormale pour une consommation des 7 derniers jours.Prière de corriger ou de confirmer avec le QG. Avertissement!! le prix unitaire (100 Fcfa) de Thé en sachet (unité: Paquet) de taille Petit est très faible ou élevé. Prière de corriger ou de confirmer avec le QG. Avertissement!!! Le ménage a consommé 3 Cuillère Moyen de Pâte d'arachide, cette quantité semble anormale pour une consommation des 7 derniers jours. Etes vous sur d'avoir selectionner la bonne unitée ? prière de verifier et corriger. Incohérence!! Dans ce ménage, chaque individus consomme par jour 11.5823 Kg  de cereale; Prière de revoir les quantités prises de ces produits. Incohérence!! Dans ce ménage, chaque individus consomme par jour 11.5823 Kg  de cereale; Prière de revoir les quantités prises de ces produits. Incohérence!! Dans ce ménage, chaque individus consomme par jour 11.5823 Kg  de cereale; Prière de revoir les quantités prises de ces produits.</w:t>
+        <w:t>- Attention ! Le prix unitaire d'achat (1250 Fcfa) de Cube alimentaire (Maggi, Jumbo, ) en Tablette (Moyen) est relativement élevé par rapport aux autres prix observés dans cette zone. Prière de corriger ou de confirmer avec le QG. Attention ! Le prix unitaire d'achat (50 Fcfa) de Piment séché en Sachets (Moyen) est relativement faible par rapport aux autres prix observés dans cette zone. Prière de corriger ou de confirmer avec le QG. Avertissement!!! Le ménage a consommé 10 Sachets Moyen de Sucre en poudre , cette quantité semble anormale pour une consommation des 7 derniers jours.Prière de corriger ou de confirmer avec le QG. Avertissement!!! Le ménage a consommé 14 Paquet Petit de Thé en sachet, cette quantité semble anormale pour une consommation des 7 derniers jours.Prière de corriger ou de confirmer avec le QG. Avertissement!! le prix unitaire (100 Fcfa) de Thé en sachet (unité: Paquet) de taille Petit est très faible ou élevé. Prière de corriger ou de confirmer avec le QG. Avertissement!!! Le ménage a consommé 3 Cuillère Moyen de Pâte d'arachide, cette quantité semble anormale pour une consommation des 7 derniers jours. Etes vous sur d'avoir selectionner la bonne unitée ? prière de verifier et corriger. Incohérence!! Dans ce ménage, chaque individus consomme par jour 22.56048 Kg  de cereale; Prière de revoir les quantités prises de ces produits. Incohérence!! Dans ce ménage, chaque individus consomme par jour 22.56048 Kg  de cereale; Prière de revoir les quantités prises de ces produits. Incohérence!! Dans ce ménage, chaque individus consomme par jour 22.56048 Kg  de cereale; Prière de revoir les quantités prises de ces produits.</w:t>
       </w:r>
     </w:p>
     <w:p>
@@ -6039,6 +6062,10 @@
         <w:rPr>
           <w:sz w:val="20"/>
         </w:rPr>
+        <w:t xml:space="preserve">- Attention ! Antenne parabolique / décodeur a été achété à 150000 Fcfa est relativement élevé par rapport aux autres prix d'achat observés dans cette zone. Prière de corriger ou de confirmer avec le QG. Attention ! Antenne parabolique / décodeur a été revendu à 125000 Fcfa qui est relativement élevé par rapport aux autres prix de revente observés dans cette zone. Prière de corriger ou de confirmer avec le QG. </w:t>
+        <w:br/>
+        <w:t xml:space="preserve">- Attention ! Radio simple/Radiocassette a été revendu à 10000 Fcfa qui est relativement élevé par rapport aux autres prix de revente observés dans cette zone. Prière de corriger ou de confirmer avec le QG. </w:t>
+        <w:br/>
         <w:t xml:space="preserve">- Avertissement !! L'âge de l'article  Armoires et autres meubles dans ce ménages est très élevé (30), prière de corriger ou confirmer avec le QG. </w:t>
         <w:br/>
         <w:t>- Avertissement !! L'âge de l'article  Matelas simple dans ce ménages est très élevé (30), prière de corriger ou confirmer avec le QG.</w:t>
@@ -6089,7 +6116,7 @@
         <w:rPr>
           <w:sz w:val="20"/>
         </w:rPr>
-        <w:t>- Attention ! Houe asine a été revendu à 100000 Fcfa qui est relativement élevé par rapport aux autres prix de revente observés dans cette zone. Prière de corriger ou de confirmer avec le QG.</w:t>
+        <w:t>- Attention ! Houe asine a été achété à 100000 Fcfa est relativement élevé par rapport aux autres prix d'achat observés dans cette zone. Prière de corriger ou de confirmer avec le QG. Attention ! Houe asine a été revendu à 100000 Fcfa qui est relativement élevé par rapport aux autres prix de revente observés dans cette zone. Prière de corriger ou de confirmer avec le QG.</w:t>
       </w:r>
     </w:p>
     <w:p>
@@ -6577,7 +6604,7 @@
         <w:rPr>
           <w:sz w:val="20"/>
         </w:rPr>
-        <w:t>- Attention ! Le prix unitaire d'achat (600 Fcfa) de Banane douce en Tas (Moyen) est relativement élevé par rapport aux autres prix observés dans cette zone. Prière de corriger ou de confirmer avec le QG. Avertissement!!! Le ménage a consommé 10 Tas Petit de Capitaine frais, cette quantité semble anormale pour une consommation des 7 derniers jours.Prière de corriger ou de confirmer avec le QG. Avertissement!!! Le ménage a consommé 12 Sachets industriel Petit de Caramel, bonbons, confiseries, etc., cette quantité semble anormale pour une consommation des 7 derniers jours.Prière de corriger ou de confirmer avec le QG. Avertissement!!! Le ménage a consommé 14 Paquet Moyen de Thé en sachet, cette quantité semble anormale pour une consommation des 7 derniers jours.Prière de corriger ou de confirmer avec le QG. Avertissement!! le prix unitaire (125 Fcfa) de Thé en sachet (unité: Paquet) de taille Moyen est très faible ou élevé. Prière de corriger ou de confirmer avec le QG. Attention ! Le prix unitaire d'achat (125 Fcfa) de Thé en sachet en Paquet (Moyen) est relativement élevé par rapport aux autres prix observés dans cette zone. Prière de corriger ou de confirmer avec le QG. Incohérence!! Dans ce ménage, chaque individus consomme par jour 18.40454 Kg  de cereale; Prière de revoir les quantités prises de ces produits. Incohérence!! Dans ce ménage, chaque individus consomme par jour 18.40454 Kg  de cereale; Prière de revoir les quantités prises de ces produits.</w:t>
+        <w:t>- Attention ! Le prix unitaire d'achat (200 Fcfa) de Courge en Morceau (Portion) (Moyen) est relativement élevé par rapport aux autres prix observés dans cette zone. Prière de corriger ou de confirmer avec le QG. Attention ! Le prix unitaire d'achat (600 Fcfa) de Banane douce en Tas (Moyen) est relativement élevé par rapport aux autres prix observés dans cette zone. Prière de corriger ou de confirmer avec le QG. Attention ! Soupçons de quantité anormale! Le ménage de BIRAME BA avec une taille de 11 personnes a consommé 10 Sachets en Petit de Poivre qui est relativement élevé comme consommation par rapport à la condition de vie des autres ménages de même taille dans cette zone. Prière de corriger ou de confirmer avec le QG. Avertissement!!! Le ménage a consommé 10 Tas Petit de Capitaine frais, cette quantité semble anormale pour une consommation des 7 derniers jours.Prière de corriger ou de confirmer avec le QG. Avertissement!!! Le ménage a consommé 12 Sachets industriel Petit de Caramel, bonbons, confiseries, etc., cette quantité semble anormale pour une consommation des 7 derniers jours.Prière de corriger ou de confirmer avec le QG. Avertissement!!! Le ménage a consommé 14 Paquet Moyen de Thé en sachet, cette quantité semble anormale pour une consommation des 7 derniers jours.Prière de corriger ou de confirmer avec le QG. Avertissement!! le prix unitaire (125 Fcfa) de Thé en sachet (unité: Paquet) de taille Moyen est très faible ou élevé. Prière de corriger ou de confirmer avec le QG. Attention ! Le prix unitaire d'achat (125 Fcfa) de Thé en sachet en Paquet (Moyen) est relativement élevé par rapport aux autres prix observés dans cette zone. Prière de corriger ou de confirmer avec le QG. Incohérence!! Dans ce ménage, chaque individus consomme par jour 33.9026 Kg  de cereale; Prière de revoir les quantités prises de ces produits. Incohérence!! Dans ce ménage, chaque individus consomme par jour 33.9026 Kg  de cereale; Prière de revoir les quantités prises de ces produits.</w:t>
       </w:r>
     </w:p>
     <w:p>
@@ -6619,6 +6646,8 @@
         <w:rPr>
           <w:sz w:val="20"/>
         </w:rPr>
+        <w:t xml:space="preserve">- Attention ! Table à manger  (table + chaises) a été achété à 15000 Fcfa est relativement élevé par rapport aux autres prix d'achat observés dans cette zone. Prière de corriger ou de confirmer avec le QG. Attention ! Table à manger  (table + chaises) a été revendu à 12000 Fcfa qui est relativement élevé par rapport aux autres prix de revente observés dans cette zone. Prière de corriger ou de confirmer avec le QG. </w:t>
+        <w:br/>
         <w:t>- Le nombre d'article ( Salon  (Fauteuils et table basse))  dans ce ménages est élevé (4), prière de corriger ou confirmer avec le QG.</w:t>
       </w:r>
     </w:p>
@@ -7161,7 +7190,7 @@
         <w:rPr>
           <w:sz w:val="20"/>
         </w:rPr>
-        <w:t>- La dernière fois que vous avez acheté Huile de palme brute est À domicile et semble exister dans les modalités, prière de prendre attache avec le QG pour plus d'explication afin de la classer bien.  La dernière fois que vous avez acheté Soumbala (moutarde africaine) est À domicile et semble exister dans les modalités, prière de prendre attache avec le QG pour plus d'explication afin de la classer bien. Avertissement!! La quantité (4.25 litre) du produit Huile de soja  consommée  par le ménage semble très élevé, prière de corriger ou confirmer avec le QG. Attention ! Le prix unitaire d'achat (485.7143 Fcfa) de Huile de soja  en Litre (taille unique) est relativement faible par rapport aux autres prix observés dans cette zone. Prière de corriger ou de confirmer avec le QG. Avertissement!!! Le ménage a consommé 10.5 Litre taille unique de Lait frais de vache, cette quantité semble anormale pour une consommation des 7 derniers jours.Prière de corriger ou de confirmer avec le QG. Avertissement!!! Le ménage a consommé 6 Paquet Moyen de Thé en sachet, cette quantité semble anormale pour une consommation des 7 derniers jours.Prière de corriger ou de confirmer avec le QG. Avertissement!! le prix unitaire (100 Fcfa) de Thé en sachet (unité: Paquet) de taille Moyen est très faible ou élevé. Prière de corriger ou de confirmer avec le QG. Incohérence!! Dans ce ménage, chaque individus consomme par jour 19.55643 Kg  de cereale; Prière de revoir les quantités prises de ces produits. Attention ! Le prix unitaire d'achat (17500 Fcfa) de Riz importé parfumé en Sac (50 Kg) (taille unique) est relativement élevé par rapport aux autres prix observés dans cette zone. Prière de corriger ou de confirmer avec le QG.</w:t>
+        <w:t>- La dernière fois que vous avez acheté Huile de palme brute est À domicile et semble exister dans les modalités, prière de prendre attache avec le QG pour plus d'explication afin de la classer bien.  La dernière fois que vous avez acheté Soumbala (moutarde africaine) est À domicile et semble exister dans les modalités, prière de prendre attache avec le QG pour plus d'explication afin de la classer bien. Avertissement!! La quantité (4.25 litre) du produit Huile de soja  consommée  par le ménage semble très élevé, prière de corriger ou confirmer avec le QG. Attention ! Le prix unitaire d'achat (485.7143 Fcfa) de Huile de soja  en Litre (taille unique) est relativement faible par rapport aux autres prix observés dans cette zone. Prière de corriger ou de confirmer avec le QG. Avertissement!!! Le ménage a consommé 10.5 Litre taille unique de Lait frais de vache, cette quantité semble anormale pour une consommation des 7 derniers jours.Prière de corriger ou de confirmer avec le QG. Avertissement!!! Le ménage a consommé 6 Paquet Moyen de Thé en sachet, cette quantité semble anormale pour une consommation des 7 derniers jours.Prière de corriger ou de confirmer avec le QG. Avertissement!! le prix unitaire (100 Fcfa) de Thé en sachet (unité: Paquet) de taille Moyen est très faible ou élevé. Prière de corriger ou de confirmer avec le QG. Incohérence!! Dans ce ménage, chaque individus consomme par jour 50.38524 Kg  de cereale; Prière de revoir les quantités prises de ces produits. Attention ! Le prix unitaire d'achat (17500 Fcfa) de Riz importé parfumé en Sac (50 Kg) (taille unique) est relativement élevé par rapport aux autres prix observés dans cette zone. Prière de corriger ou de confirmer avec le QG.</w:t>
       </w:r>
     </w:p>
     <w:p>
@@ -7227,6 +7256,27 @@
         <w:t xml:space="preserve">- Le salaire qu'une personne de cette catégorie (10.62) a travaillé(e) dans cette entreprise Conduite de moto djakarta est élevé ou faible. Prière de confirmer cette information avec le QG ou de corriger. </w:t>
         <w:br/>
         <w:t>- Le salaire qu'une personne de cette catégorie (10.62) a travaillé(e) dans cette entreprise Veudeur de légumes est élevé ou faible. Prière de confirmer cette information avec le QG ou de corriger.</w:t>
+      </w:r>
+    </w:p>
+    <w:p>
+      <w:r>
+        <w:rPr>
+          <w:b/>
+          <w:color w:val="4672C4"/>
+          <w:sz w:val="22"/>
+        </w:rPr>
+        <w:t>&gt;&gt; Section12 - Actifs du menage</w:t>
+      </w:r>
+    </w:p>
+    <w:p>
+      <w:pPr>
+        <w:ind w:left="283"/>
+      </w:pPr>
+      <w:r>
+        <w:rPr>
+          <w:sz w:val="20"/>
+        </w:rPr>
+        <w:t>- Attention ! Radio simple/Radiocassette a été revendu à 10000 Fcfa qui est relativement élevé par rapport aux autres prix de revente observés dans cette zone. Prière de corriger ou de confirmer avec le QG.</w:t>
       </w:r>
     </w:p>
     <w:p>
@@ -7315,6 +7365,8 @@
           <w:sz w:val="20"/>
         </w:rPr>
         <w:t xml:space="preserve">- Attention ! Faucheuse a été achété à 5000 Fcfa est relativement élevé par rapport aux autres prix d'achat observés dans cette zone. Prière de corriger ou de confirmer avec le QG. Attention ! Faucheuse a été revendu à 5000 Fcfa qui est relativement élevé par rapport aux autres prix de revente observés dans cette zone. Prière de corriger ou de confirmer avec le QG. </w:t>
+        <w:br/>
+        <w:t xml:space="preserve">- Attention ! Herse a été revendu à 2500 Fcfa qui est relativement élevé par rapport aux autres prix de revente observés dans cette zone. Prière de corriger ou de confirmer avec le QG. </w:t>
         <w:br/>
         <w:t>- Avertissement!! Le prix d'achat (325000 FCFA) de Animaux de labour est inférieur aux prix de revente (400000 FCFA), prière de verifier et corriger ou confirmer l'information avec le QG.</w:t>
       </w:r>
@@ -7673,7 +7725,7 @@
         <w:rPr>
           <w:sz w:val="20"/>
         </w:rPr>
-        <w:t>- Avertissement!!! Le ménage a consommé 3 Paquet Petit de Thé en sachet, cette quantité semble anormale pour une consommation des 7 derniers jours.Prière de corriger ou de confirmer avec le QG. Avertissement!! le prix unitaire (100 Fcfa) de Thé en sachet (unité: Paquet) de taille Petit est très faible ou élevé. Prière de corriger ou de confirmer avec le QG. Le prix d'achat unitaire (1 Fcfa) de Petit cola en Pièce de taille Petit  est invraisemblable, prière de regarder les reponses prises dans les questions s07bq07a s07bq07b s07bq07c s07bq08 pour mieux corriger.</w:t>
+        <w:t>- Attention ! Le prix unitaire d'achat (50 Fcfa) de Cube alimentaire (Maggi, Jumbo, ) en Cube (Moyen) est relativement élevé par rapport aux autres prix observés dans cette zone. Prière de corriger ou de confirmer avec le QG. Attention ! Le prix unitaire d'achat (500 Fcfa) de Sucre en poudre  en Kg (taille unique) est relativement faible par rapport aux autres prix observés dans cette zone. Prière de corriger ou de confirmer avec le QG. Avertissement!!! Le ménage a consommé 3 Paquet Petit de Thé en sachet, cette quantité semble anormale pour une consommation des 7 derniers jours.Prière de corriger ou de confirmer avec le QG. Avertissement!! le prix unitaire (100 Fcfa) de Thé en sachet (unité: Paquet) de taille Petit est très faible ou élevé. Prière de corriger ou de confirmer avec le QG. Le prix d'achat unitaire (1 Fcfa) de Petit cola en Pièce de taille Petit  est invraisemblable, prière de regarder les reponses prises dans les questions s07bq07a s07bq07b s07bq07c s07bq08 pour mieux corriger.</w:t>
       </w:r>
     </w:p>
     <w:p>
